--- a/submission/build/supplementary/Supplementary_Tables.docx
+++ b/submission/build/supplementary/Supplementary_Tables.docx
@@ -2397,7 +2397,7 @@
     </w:p>
     <w:p>
       <w:r>
-        <w:t xml:space="preserve">A pre-specified, keyword-based shortlist drawn from eight biological groups (butyrate/SCFA, fermentation, LPS/inflammation, polyamines, tryptophan metabolism, folate/one-carbon metabolism, sulfur/methionine metabolism, glycan/mucin degradation) expands to 84 unique CRC-relevant pathway candidates; per-fold prevalence/mean filtering retains ~66 of these, giving ~295 total features per fold (229 species + ~66 pathways). The joint species + shortlist-pathway feature set yields per-cohort mean AUC 0.817, comparable to the species-only baseline. Curated CRC-relevant pathways therefore do not provide an advantage over the species features alone. Source: </w:t>
+        <w:t xml:space="preserve">A pre-specified, keyword-based shortlist drawn from nine biological groups (butyrate/SCFA, fermentation, LPS/inflammation, polyamines, tryptophan metabolism, folate/one-carbon metabolism, sulfur/methionine metabolism, glycan/mucin degradation, bile-acid metabolism) expands to 86 unique CRC-relevant pathway candidates; per-fold prevalence/mean filtering retains ~66 of these, giving ~295 total features per fold (229 species + ~66 pathways). The joint species + shortlist-pathway feature set yields per-cohort mean AUC 0.817, comparable to the species-only baseline. Curated CRC-relevant pathways therefore do not provide an advantage over the species features alone. Source: </w:t>
       </w:r>
       <w:r>
         <w:rPr>

--- a/submission/build/supplementary/Supplementary_Tables.docx
+++ b/submission/build/supplementary/Supplementary_Tables.docx
@@ -20,7 +20,7 @@
     </w:p>
     <w:p>
       <w:r>
-        <w:t xml:space="preserve">Each row reports one country-aware LODO run (10 folds, 1,339 case/control samples) over species ∪ unstratified pathway features, with the per-fold prevalence/mean filter computed on training-cohort samples only at the indicated thresholds. The headline run uses prevalence ≥ 0.10, mean ≥ 1e-6. Across the full 20-cell grid, mean per-cohort AUC ranges from 0.794 to 0.812 (spread 0.018). The mean ≥ 1e-3 column retains only two pathways and effectively reduces the joint model to species-only. Source: </w:t>
+        <w:t xml:space="preserve">Each row reports one country-aware LODO run (10 folds, 1,339 case/control samples) over species ∪ unstratified pathway features, with the per-fold prevalence/mean filter computed on training-cohort samples only at the indicated thresholds. The headline run uses prevalence ≥ 0.10, mean ≥ 1e-6. Across the full 20-cell grid, mean per-cohort AUC ranges from 0.781 to 0.835 (spread 0.055). The mean ≥ 1e-3 column retains only two pathways and effectively reduces the joint model to species-only. Source: </w:t>
       </w:r>
       <w:r>
         <w:rPr>
@@ -2366,7 +2366,7 @@
         <w:t>combat.pycombat.pycombat</w:t>
       </w:r>
       <w:r>
-        <w:t>) on species features yields a per-cohort mean AUC of 0.815 versus 0.807 without correction (Δ +0.008). ComBat is fit jointly on train and test feature matrices using only batch labels (</w:t>
+        <w:t>) on species features yields a per-cohort mean AUC of 0.815 versus 0.807 without correction (Δ +0.008). ComBat is fit on the union of train and test feature matrices using only batch labels (</w:t>
       </w:r>
       <w:r>
         <w:rPr>
@@ -2375,7 +2375,7 @@
         <w:t>study_name</w:t>
       </w:r>
       <w:r>
-        <w:t xml:space="preserve">); class labels are never seen by ComBat. Source: </w:t>
+        <w:t xml:space="preserve">); class labels are never seen, but test-fold feature distribution informs the correction — so this is reported only as a robustness-check upper bound, not the headline. Source: </w:t>
       </w:r>
       <w:r>
         <w:rPr>
